--- a/docs/enterprise/01-DOCX/candidate/UAT-Full-Loop-Run-Plan-v1.0.docx
+++ b/docs/enterprise/01-DOCX/candidate/UAT-Full-Loop-Run-Plan-v1.0.docx
@@ -133,7 +133,7 @@
                 <w:color w:val="1B2633"/>
                 <w:sz w:val="18"/>
               </w:rPr>
-              <w:t>WF-QA-010</w:t>
+              <w:t>WF-QA-022</w:t>
             </w:r>
           </w:p>
         </w:tc>
@@ -255,7 +255,7 @@
                 <w:color w:val="1B2633"/>
                 <w:sz w:val="18"/>
               </w:rPr>
-              <w:t>WS-Sale-App / 1.0.0</w:t>
+              <w:t>WS-Sale-App / 1.0.1</w:t>
             </w:r>
           </w:p>
         </w:tc>
@@ -377,7 +377,7 @@
                 <w:color w:val="1B2633"/>
                 <w:sz w:val="18"/>
               </w:rPr>
-              <w:t>8dc03bd0d6c6bdfc765c6b61158df6f2b1e12301</w:t>
+              <w:t>79a10a28e6a2fba9b65dc85101ff8ab6d784b91c</w:t>
             </w:r>
           </w:p>
         </w:tc>
@@ -438,7 +438,7 @@
                 <w:color w:val="1B2633"/>
                 <w:sz w:val="18"/>
               </w:rPr>
-              <w:t>2026-07-23T03:16:38+07:00</w:t>
+              <w:t>2026-07-23T16:59:40+07:00</w:t>
             </w:r>
           </w:p>
         </w:tc>
@@ -499,7 +499,7 @@
                 <w:color w:val="1B2633"/>
                 <w:sz w:val="18"/>
               </w:rPr>
-              <w:t>RERUN REQUIRED — current repository source differs from the tracked E2E evidence; instructional screenshots are not acceptance evidence</w:t>
+              <w:t>PASSED_COMPLETE - 10/10 automated tests on 79a10a28e6a2fba9b65dc85101ff8ab6d784b91c; business/manual UAT still required</w:t>
             </w:r>
           </w:p>
         </w:tc>
@@ -5777,7 +5777,7 @@
                 <w:color w:val="1B2633"/>
                 <w:sz w:val="18"/>
               </w:rPr>
-              <w:t>1.0.0 / 8dc03bd0d6c6bdfc765c6b61158df6f2b1e12301</w:t>
+              <w:t>1.0.1 / 79a10a28e6a2fba9b65dc85101ff8ab6d784b91c</w:t>
             </w:r>
           </w:p>
         </w:tc>
@@ -6195,7 +6195,7 @@
                 <w:color w:val="1B2633"/>
                 <w:sz w:val="18"/>
               </w:rPr>
-              <w:t>RERUN REQUIRED — current repository source differs from the tracked E2E evidence; instructional screenshots are not acceptance evidence</w:t>
+              <w:t>PASSED_COMPLETE - 10/10 automated tests on 79a10a28e6a2fba9b65dc85101ff8ab6d784b91c; business/manual UAT still required</w:t>
             </w:r>
           </w:p>
         </w:tc>
@@ -6695,7 +6695,7 @@
         <w:drawing>
           <wp:inline xmlns:a="http://schemas.openxmlformats.org/drawingml/2006/main" xmlns:pic="http://schemas.openxmlformats.org/drawingml/2006/picture">
             <wp:extent cx="6012000" cy="3757500"/>
-            <wp:docPr id="1" name="Picture 1"/>
+            <wp:docPr id="1" name="Picture 1" descr="Current UI illustration — UAT-E2E-002 / 02-sales-pos.png; capture with Run ID required before acceptance" title="UI illustration — Current UI illustration — UAT-E2E-002 / 02-sales-pos.png; capture with Run ID required before acceptance"/>
             <wp:cNvGraphicFramePr>
               <a:graphicFrameLocks noChangeAspect="1"/>
             </wp:cNvGraphicFramePr>
@@ -7250,7 +7250,7 @@
         <w:drawing>
           <wp:inline xmlns:a="http://schemas.openxmlformats.org/drawingml/2006/main" xmlns:pic="http://schemas.openxmlformats.org/drawingml/2006/picture">
             <wp:extent cx="6012000" cy="3757500"/>
-            <wp:docPr id="2" name="Picture 2"/>
+            <wp:docPr id="2" name="Picture 2" descr="Current UI illustration — UAT-E2E-003 / 18-approval-policy.png; capture with Run ID required before acceptance" title="UI illustration — Current UI illustration — UAT-E2E-003 / 18-approval-policy.png; capture with Run ID required before acceptance"/>
             <wp:cNvGraphicFramePr>
               <a:graphicFrameLocks noChangeAspect="1"/>
             </wp:cNvGraphicFramePr>
@@ -7791,7 +7791,7 @@
         <w:drawing>
           <wp:inline xmlns:a="http://schemas.openxmlformats.org/drawingml/2006/main" xmlns:pic="http://schemas.openxmlformats.org/drawingml/2006/picture">
             <wp:extent cx="6012000" cy="3757500"/>
-            <wp:docPr id="3" name="Picture 3"/>
+            <wp:docPr id="3" name="Picture 3" descr="Current UI illustration — UAT-E2E-004 / test-finished-1.png; capture with Run ID required before acceptance" title="UI illustration — Current UI illustration — UAT-E2E-004 / test-finished-1.png; capture with Run ID required before acceptance"/>
             <wp:cNvGraphicFramePr>
               <a:graphicFrameLocks noChangeAspect="1"/>
             </wp:cNvGraphicFramePr>
@@ -8346,7 +8346,7 @@
         <w:drawing>
           <wp:inline xmlns:a="http://schemas.openxmlformats.org/drawingml/2006/main" xmlns:pic="http://schemas.openxmlformats.org/drawingml/2006/picture">
             <wp:extent cx="6012000" cy="3757500"/>
-            <wp:docPr id="4" name="Picture 4"/>
+            <wp:docPr id="4" name="Picture 4" descr="Current UI illustration — UAT-E2E-005 / 04-warehouse.png; capture with Run ID required before acceptance" title="UI illustration — Current UI illustration — UAT-E2E-005 / 04-warehouse.png; capture with Run ID required before acceptance"/>
             <wp:cNvGraphicFramePr>
               <a:graphicFrameLocks noChangeAspect="1"/>
             </wp:cNvGraphicFramePr>
@@ -8887,7 +8887,7 @@
         <w:drawing>
           <wp:inline xmlns:a="http://schemas.openxmlformats.org/drawingml/2006/main" xmlns:pic="http://schemas.openxmlformats.org/drawingml/2006/picture">
             <wp:extent cx="6012000" cy="3757500"/>
-            <wp:docPr id="5" name="Picture 5"/>
+            <wp:docPr id="5" name="Picture 5" descr="Current UI illustration — UAT-E2E-006 / 05-paper-trail.png; capture with Run ID required before acceptance" title="UI illustration — Current UI illustration — UAT-E2E-006 / 05-paper-trail.png; capture with Run ID required before acceptance"/>
             <wp:cNvGraphicFramePr>
               <a:graphicFrameLocks noChangeAspect="1"/>
             </wp:cNvGraphicFramePr>
@@ -24934,7 +24934,7 @@
         <w:color w:val="5C6B76"/>
         <w:sz w:val="16"/>
       </w:rPr>
-      <w:t xml:space="preserve">WF-QA-010  |  Review v1.0-candidate  |  Confidential  |  Page </w:t>
+      <w:t xml:space="preserve">WF-QA-022  |  Review v1.0-candidate  |  Confidential  |  Page </w:t>
     </w:r>
     <w:r>
       <w:rPr>
